--- a/Engenharia de Software/Especificacao_SennaBank.docx
+++ b/Engenharia de Software/Especificacao_SennaBank.docx
@@ -1544,7 +1544,7 @@
     </w:p>
     <w:sdt>
       <w:sdtPr>
-        <w:id w:val="63574543"/>
+        <w:id w:val="-927908666"/>
         <w:docPartObj>
           <w:docPartGallery w:val="Table of Contents"/>
           <w:docPartUnique w:val="1"/>
@@ -1574,7 +1574,7 @@
             <w:instrText xml:space="preserve"> TOC \h \u \z \t "Heading 1,1,Heading 2,2,Heading 3,3,"</w:instrText>
             <w:fldChar w:fldCharType="separate"/>
           </w:r>
-          <w:hyperlink w:anchor="_v3wqmsldluyl">
+          <w:hyperlink w:anchor="_lcq50bf1iqs7">
             <w:r>
               <w:rPr>
                 <w:rFonts w:ascii="Tahoma" w:cs="Tahoma" w:eastAsia="Tahoma" w:hAnsi="Tahoma"/>
@@ -1588,7 +1588,7 @@
               <w:t xml:space="preserve">1.</w:t>
             </w:r>
           </w:hyperlink>
-          <w:hyperlink w:anchor="_v3wqmsldluyl">
+          <w:hyperlink w:anchor="_lcq50bf1iqs7">
             <w:r>
               <w:rPr>
                 <w:color w:val="000000"/>
@@ -1599,7 +1599,7 @@
           </w:hyperlink>
           <w:r>
             <w:fldChar w:fldCharType="begin"/>
-            <w:instrText xml:space="preserve"> PAGEREF _v3wqmsldluyl \h </w:instrText>
+            <w:instrText xml:space="preserve"> PAGEREF _lcq50bf1iqs7 \h </w:instrText>
             <w:fldChar w:fldCharType="separate"/>
           </w:r>
           <w:r>
@@ -1628,7 +1628,7 @@
           </w:r>
           <w:r>
             <w:fldChar w:fldCharType="begin"/>
-            <w:instrText xml:space="preserve"> HYPERLINK \l "_v3wqmsldluyl" </w:instrText>
+            <w:instrText xml:space="preserve"> HYPERLINK \l "_lcq50bf1iqs7" </w:instrText>
             <w:fldChar w:fldCharType="separate"/>
           </w:r>
           <w:r>
@@ -1661,7 +1661,7 @@
           <w:r>
             <w:fldChar w:fldCharType="end"/>
           </w:r>
-          <w:hyperlink w:anchor="_2cpzr87do4k4">
+          <w:hyperlink w:anchor="_f1w4bhtux3dd">
             <w:r>
               <w:rPr>
                 <w:rFonts w:ascii="Tahoma" w:cs="Tahoma" w:eastAsia="Tahoma" w:hAnsi="Tahoma"/>
@@ -1675,7 +1675,7 @@
               <w:t xml:space="preserve">2.</w:t>
             </w:r>
           </w:hyperlink>
-          <w:hyperlink w:anchor="_2cpzr87do4k4">
+          <w:hyperlink w:anchor="_f1w4bhtux3dd">
             <w:r>
               <w:rPr>
                 <w:color w:val="000000"/>
@@ -1686,7 +1686,7 @@
           </w:hyperlink>
           <w:r>
             <w:fldChar w:fldCharType="begin"/>
-            <w:instrText xml:space="preserve"> PAGEREF _2cpzr87do4k4 \h </w:instrText>
+            <w:instrText xml:space="preserve"> PAGEREF _f1w4bhtux3dd \h </w:instrText>
             <w:fldChar w:fldCharType="separate"/>
           </w:r>
           <w:r>
@@ -1715,7 +1715,7 @@
           </w:r>
           <w:r>
             <w:fldChar w:fldCharType="begin"/>
-            <w:instrText xml:space="preserve"> HYPERLINK \l "_2cpzr87do4k4" </w:instrText>
+            <w:instrText xml:space="preserve"> HYPERLINK \l "_f1w4bhtux3dd" </w:instrText>
             <w:fldChar w:fldCharType="separate"/>
           </w:r>
           <w:r>
@@ -1748,7 +1748,7 @@
           <w:r>
             <w:fldChar w:fldCharType="end"/>
           </w:r>
-          <w:hyperlink w:anchor="_r1o8o8dpao8l">
+          <w:hyperlink w:anchor="_8ian16gebrkw">
             <w:r>
               <w:rPr>
                 <w:rFonts w:ascii="Tahoma" w:cs="Tahoma" w:eastAsia="Tahoma" w:hAnsi="Tahoma"/>
@@ -1762,7 +1762,7 @@
               <w:t xml:space="preserve">3.</w:t>
             </w:r>
           </w:hyperlink>
-          <w:hyperlink w:anchor="_r1o8o8dpao8l">
+          <w:hyperlink w:anchor="_8ian16gebrkw">
             <w:r>
               <w:rPr>
                 <w:color w:val="000000"/>
@@ -1773,7 +1773,7 @@
           </w:hyperlink>
           <w:r>
             <w:fldChar w:fldCharType="begin"/>
-            <w:instrText xml:space="preserve"> PAGEREF _r1o8o8dpao8l \h </w:instrText>
+            <w:instrText xml:space="preserve"> PAGEREF _8ian16gebrkw \h </w:instrText>
             <w:fldChar w:fldCharType="separate"/>
           </w:r>
           <w:r>
@@ -1802,7 +1802,7 @@
           </w:r>
           <w:r>
             <w:fldChar w:fldCharType="begin"/>
-            <w:instrText xml:space="preserve"> HYPERLINK \l "_r1o8o8dpao8l" </w:instrText>
+            <w:instrText xml:space="preserve"> HYPERLINK \l "_8ian16gebrkw" </w:instrText>
             <w:fldChar w:fldCharType="separate"/>
           </w:r>
           <w:r>
@@ -1835,7 +1835,7 @@
           <w:r>
             <w:fldChar w:fldCharType="end"/>
           </w:r>
-          <w:hyperlink w:anchor="_h21qi88jsro1">
+          <w:hyperlink w:anchor="_qz7qw7qc114v">
             <w:r>
               <w:rPr>
                 <w:rFonts w:ascii="Tahoma" w:cs="Tahoma" w:eastAsia="Tahoma" w:hAnsi="Tahoma"/>
@@ -1849,7 +1849,7 @@
               <w:t xml:space="preserve">4.</w:t>
             </w:r>
           </w:hyperlink>
-          <w:hyperlink w:anchor="_h21qi88jsro1">
+          <w:hyperlink w:anchor="_qz7qw7qc114v">
             <w:r>
               <w:rPr>
                 <w:color w:val="000000"/>
@@ -1860,7 +1860,7 @@
           </w:hyperlink>
           <w:r>
             <w:fldChar w:fldCharType="begin"/>
-            <w:instrText xml:space="preserve"> PAGEREF _h21qi88jsro1 \h </w:instrText>
+            <w:instrText xml:space="preserve"> PAGEREF _qz7qw7qc114v \h </w:instrText>
             <w:fldChar w:fldCharType="separate"/>
           </w:r>
           <w:r>
@@ -1889,7 +1889,7 @@
           </w:r>
           <w:r>
             <w:fldChar w:fldCharType="begin"/>
-            <w:instrText xml:space="preserve"> HYPERLINK \l "_h21qi88jsro1" </w:instrText>
+            <w:instrText xml:space="preserve"> HYPERLINK \l "_qz7qw7qc114v" </w:instrText>
             <w:fldChar w:fldCharType="separate"/>
           </w:r>
           <w:r>
@@ -1922,7 +1922,7 @@
           <w:r>
             <w:fldChar w:fldCharType="end"/>
           </w:r>
-          <w:hyperlink w:anchor="_bhhnwd25nbm5">
+          <w:hyperlink w:anchor="_e1p6cufbqs9z">
             <w:r>
               <w:rPr>
                 <w:rFonts w:ascii="Tahoma" w:cs="Tahoma" w:eastAsia="Tahoma" w:hAnsi="Tahoma"/>
@@ -1936,7 +1936,7 @@
               <w:t xml:space="preserve">5.</w:t>
             </w:r>
           </w:hyperlink>
-          <w:hyperlink w:anchor="_bhhnwd25nbm5">
+          <w:hyperlink w:anchor="_e1p6cufbqs9z">
             <w:r>
               <w:rPr>
                 <w:color w:val="000000"/>
@@ -1947,7 +1947,7 @@
           </w:hyperlink>
           <w:r>
             <w:fldChar w:fldCharType="begin"/>
-            <w:instrText xml:space="preserve"> PAGEREF _bhhnwd25nbm5 \h </w:instrText>
+            <w:instrText xml:space="preserve"> PAGEREF _e1p6cufbqs9z \h </w:instrText>
             <w:fldChar w:fldCharType="separate"/>
           </w:r>
           <w:r>
@@ -1976,7 +1976,7 @@
           </w:r>
           <w:r>
             <w:fldChar w:fldCharType="begin"/>
-            <w:instrText xml:space="preserve"> HYPERLINK \l "_bhhnwd25nbm5" </w:instrText>
+            <w:instrText xml:space="preserve"> HYPERLINK \l "_e1p6cufbqs9z" </w:instrText>
             <w:fldChar w:fldCharType="separate"/>
           </w:r>
           <w:r>
@@ -2009,7 +2009,7 @@
           <w:r>
             <w:fldChar w:fldCharType="end"/>
           </w:r>
-          <w:hyperlink w:anchor="_3oa74wyuwicy">
+          <w:hyperlink w:anchor="_6gsdt1819l8i">
             <w:r>
               <w:rPr>
                 <w:rFonts w:ascii="Tahoma" w:cs="Tahoma" w:eastAsia="Tahoma" w:hAnsi="Tahoma"/>
@@ -2023,7 +2023,7 @@
               <w:t xml:space="preserve">6.</w:t>
             </w:r>
           </w:hyperlink>
-          <w:hyperlink w:anchor="_3oa74wyuwicy">
+          <w:hyperlink w:anchor="_6gsdt1819l8i">
             <w:r>
               <w:rPr>
                 <w:color w:val="000000"/>
@@ -2034,7 +2034,7 @@
           </w:hyperlink>
           <w:r>
             <w:fldChar w:fldCharType="begin"/>
-            <w:instrText xml:space="preserve"> PAGEREF _3oa74wyuwicy \h </w:instrText>
+            <w:instrText xml:space="preserve"> PAGEREF _6gsdt1819l8i \h </w:instrText>
             <w:fldChar w:fldCharType="separate"/>
           </w:r>
           <w:r>
@@ -2063,7 +2063,7 @@
           </w:r>
           <w:r>
             <w:fldChar w:fldCharType="begin"/>
-            <w:instrText xml:space="preserve"> HYPERLINK \l "_3oa74wyuwicy" </w:instrText>
+            <w:instrText xml:space="preserve"> HYPERLINK \l "_6gsdt1819l8i" </w:instrText>
             <w:fldChar w:fldCharType="separate"/>
           </w:r>
           <w:r>
@@ -2096,7 +2096,7 @@
           <w:r>
             <w:fldChar w:fldCharType="end"/>
           </w:r>
-          <w:hyperlink w:anchor="_8x7zyj8pnpri">
+          <w:hyperlink w:anchor="_ky0a94sfg2gj">
             <w:r>
               <w:rPr>
                 <w:rFonts w:ascii="Tahoma" w:cs="Tahoma" w:eastAsia="Tahoma" w:hAnsi="Tahoma"/>
@@ -2110,7 +2110,7 @@
               <w:t xml:space="preserve">7.</w:t>
             </w:r>
           </w:hyperlink>
-          <w:hyperlink w:anchor="_8x7zyj8pnpri">
+          <w:hyperlink w:anchor="_ky0a94sfg2gj">
             <w:r>
               <w:rPr>
                 <w:color w:val="000000"/>
@@ -2121,7 +2121,7 @@
           </w:hyperlink>
           <w:r>
             <w:fldChar w:fldCharType="begin"/>
-            <w:instrText xml:space="preserve"> PAGEREF _8x7zyj8pnpri \h </w:instrText>
+            <w:instrText xml:space="preserve"> PAGEREF _ky0a94sfg2gj \h </w:instrText>
             <w:fldChar w:fldCharType="separate"/>
           </w:r>
           <w:r>
@@ -2150,7 +2150,7 @@
           </w:r>
           <w:r>
             <w:fldChar w:fldCharType="begin"/>
-            <w:instrText xml:space="preserve"> HYPERLINK \l "_8x7zyj8pnpri" </w:instrText>
+            <w:instrText xml:space="preserve"> HYPERLINK \l "_ky0a94sfg2gj" </w:instrText>
             <w:fldChar w:fldCharType="separate"/>
           </w:r>
           <w:r>
@@ -2219,7 +2219,7 @@
           <w:szCs w:val="24"/>
         </w:rPr>
       </w:pPr>
-      <w:bookmarkStart w:colFirst="0" w:colLast="0" w:name="_v3wqmsldluyl" w:id="0"/>
+      <w:bookmarkStart w:colFirst="0" w:colLast="0" w:name="_lcq50bf1iqs7" w:id="0"/>
       <w:bookmarkEnd w:id="0"/>
       <w:r>
         <w:rPr>
@@ -2301,7 +2301,7 @@
           <w:szCs w:val="24"/>
         </w:rPr>
       </w:pPr>
-      <w:bookmarkStart w:colFirst="0" w:colLast="0" w:name="_2cpzr87do4k4" w:id="1"/>
+      <w:bookmarkStart w:colFirst="0" w:colLast="0" w:name="_f1w4bhtux3dd" w:id="1"/>
       <w:bookmarkEnd w:id="1"/>
       <w:r>
         <w:rPr>
@@ -2875,7 +2875,7 @@
           <w:szCs w:val="24"/>
         </w:rPr>
       </w:pPr>
-      <w:bookmarkStart w:colFirst="0" w:colLast="0" w:name="_r1o8o8dpao8l" w:id="2"/>
+      <w:bookmarkStart w:colFirst="0" w:colLast="0" w:name="_8ian16gebrkw" w:id="2"/>
       <w:bookmarkEnd w:id="2"/>
       <w:r>
         <w:rPr>
@@ -3155,7 +3155,7 @@
           <w:szCs w:val="20"/>
         </w:rPr>
       </w:pPr>
-      <w:bookmarkStart w:colFirst="0" w:colLast="0" w:name="_h21qi88jsro1" w:id="3"/>
+      <w:bookmarkStart w:colFirst="0" w:colLast="0" w:name="_qz7qw7qc114v" w:id="3"/>
       <w:bookmarkEnd w:id="3"/>
       <w:r>
         <w:rPr>
@@ -3180,12 +3180,12 @@
           <wp:inline distB="0" distT="0" distL="0" distR="0">
             <wp:extent cx="5400040" cy="5038770"/>
             <wp:effectExtent b="0" l="0" r="0" t="0"/>
-            <wp:docPr id="14" name="image25.png"/>
+            <wp:docPr id="15" name="image8.png"/>
             <a:graphic>
               <a:graphicData uri="http://schemas.openxmlformats.org/drawingml/2006/picture">
                 <pic:pic>
                   <pic:nvPicPr>
-                    <pic:cNvPr id="0" name="image25.png"/>
+                    <pic:cNvPr id="0" name="image8.png"/>
                     <pic:cNvPicPr preferRelativeResize="0"/>
                   </pic:nvPicPr>
                   <pic:blipFill>
@@ -3598,7 +3598,7 @@
           <w:color w:val="002060"/>
           <w:rtl w:val="0"/>
         </w:rPr>
-        <w:t xml:space="preserve">Prototipação:</w:t>
+        <w:t xml:space="preserve">Segurança:</w:t>
       </w:r>
       <w:r>
         <w:rPr>
@@ -3608,7 +3608,7 @@
           <w:color w:val="002060"/>
           <w:rtl w:val="0"/>
         </w:rPr>
-        <w:t xml:space="preserve"> criação de protótipos de interface utilizando ferramentas como Figma ou Canva, permitindo visualizar e validar a experiência do usuário antes da implementação;</w:t>
+        <w:t xml:space="preserve"> utilização de BCrypt hash para criptografar as senhas;</w:t>
         <w:br w:type="textWrapping"/>
       </w:r>
     </w:p>
@@ -4401,12 +4401,12 @@
           <wp:inline distB="0" distT="0" distL="114300" distR="114300">
             <wp:extent cx="5400675" cy="2657475"/>
             <wp:effectExtent b="0" l="0" r="0" t="0"/>
-            <wp:docPr id="16" name="image15.png"/>
+            <wp:docPr id="17" name="image10.png"/>
             <a:graphic>
               <a:graphicData uri="http://schemas.openxmlformats.org/drawingml/2006/picture">
                 <pic:pic>
                   <pic:nvPicPr>
-                    <pic:cNvPr id="0" name="image15.png"/>
+                    <pic:cNvPr id="0" name="image10.png"/>
                     <pic:cNvPicPr preferRelativeResize="0"/>
                   </pic:nvPicPr>
                   <pic:blipFill>
@@ -4459,12 +4459,12 @@
           <wp:inline distB="0" distT="0" distL="114300" distR="114300">
             <wp:extent cx="5400675" cy="2390775"/>
             <wp:effectExtent b="0" l="0" r="0" t="0"/>
-            <wp:docPr id="15" name="image13.png"/>
+            <wp:docPr id="16" name="image16.png"/>
             <a:graphic>
               <a:graphicData uri="http://schemas.openxmlformats.org/drawingml/2006/picture">
                 <pic:pic>
                   <pic:nvPicPr>
-                    <pic:cNvPr id="0" name="image13.png"/>
+                    <pic:cNvPr id="0" name="image16.png"/>
                     <pic:cNvPicPr preferRelativeResize="0"/>
                   </pic:nvPicPr>
                   <pic:blipFill>
@@ -4747,12 +4747,12 @@
           <wp:inline distB="0" distT="0" distL="114300" distR="114300">
             <wp:extent cx="5400675" cy="2314575"/>
             <wp:effectExtent b="0" l="0" r="0" t="0"/>
-            <wp:docPr id="18" name="image11.png"/>
+            <wp:docPr id="19" name="image30.png"/>
             <a:graphic>
               <a:graphicData uri="http://schemas.openxmlformats.org/drawingml/2006/picture">
                 <pic:pic>
                   <pic:nvPicPr>
-                    <pic:cNvPr id="0" name="image11.png"/>
+                    <pic:cNvPr id="0" name="image30.png"/>
                     <pic:cNvPicPr preferRelativeResize="0"/>
                   </pic:nvPicPr>
                   <pic:blipFill>
@@ -4800,12 +4800,12 @@
           <wp:inline distB="0" distT="0" distL="114300" distR="114300">
             <wp:extent cx="5400675" cy="2390775"/>
             <wp:effectExtent b="0" l="0" r="0" t="0"/>
-            <wp:docPr id="17" name="image14.png"/>
+            <wp:docPr id="18" name="image15.png"/>
             <a:graphic>
               <a:graphicData uri="http://schemas.openxmlformats.org/drawingml/2006/picture">
                 <pic:pic>
                   <pic:nvPicPr>
-                    <pic:cNvPr id="0" name="image14.png"/>
+                    <pic:cNvPr id="0" name="image15.png"/>
                     <pic:cNvPicPr preferRelativeResize="0"/>
                   </pic:nvPicPr>
                   <pic:blipFill>
@@ -4853,12 +4853,12 @@
           <wp:inline distB="0" distT="0" distL="114300" distR="114300">
             <wp:extent cx="5400675" cy="2381250"/>
             <wp:effectExtent b="0" l="0" r="0" t="0"/>
-            <wp:docPr id="20" name="image10.png"/>
+            <wp:docPr id="21" name="image11.png"/>
             <a:graphic>
               <a:graphicData uri="http://schemas.openxmlformats.org/drawingml/2006/picture">
                 <pic:pic>
                   <pic:nvPicPr>
-                    <pic:cNvPr id="0" name="image10.png"/>
+                    <pic:cNvPr id="0" name="image11.png"/>
                     <pic:cNvPicPr preferRelativeResize="0"/>
                   </pic:nvPicPr>
                   <pic:blipFill>
@@ -4906,12 +4906,12 @@
           <wp:inline distB="0" distT="0" distL="114300" distR="114300">
             <wp:extent cx="5400675" cy="2143125"/>
             <wp:effectExtent b="0" l="0" r="0" t="0"/>
-            <wp:docPr id="19" name="image6.png"/>
+            <wp:docPr id="20" name="image12.png"/>
             <a:graphic>
               <a:graphicData uri="http://schemas.openxmlformats.org/drawingml/2006/picture">
                 <pic:pic>
                   <pic:nvPicPr>
-                    <pic:cNvPr id="0" name="image6.png"/>
+                    <pic:cNvPr id="0" name="image12.png"/>
                     <pic:cNvPicPr preferRelativeResize="0"/>
                   </pic:nvPicPr>
                   <pic:blipFill>
@@ -4969,12 +4969,12 @@
           <wp:inline distB="0" distT="0" distL="114300" distR="114300">
             <wp:extent cx="5400675" cy="1933575"/>
             <wp:effectExtent b="0" l="0" r="0" t="0"/>
-            <wp:docPr id="23" name="image21.png"/>
+            <wp:docPr id="25" name="image17.png"/>
             <a:graphic>
               <a:graphicData uri="http://schemas.openxmlformats.org/drawingml/2006/picture">
                 <pic:pic>
                   <pic:nvPicPr>
-                    <pic:cNvPr id="0" name="image21.png"/>
+                    <pic:cNvPr id="0" name="image17.png"/>
                     <pic:cNvPicPr preferRelativeResize="0"/>
                   </pic:nvPicPr>
                   <pic:blipFill>
@@ -5022,12 +5022,12 @@
           <wp:inline distB="0" distT="0" distL="114300" distR="114300">
             <wp:extent cx="5400675" cy="2181225"/>
             <wp:effectExtent b="0" l="0" r="0" t="0"/>
-            <wp:docPr id="22" name="image20.png"/>
+            <wp:docPr id="23" name="image29.png"/>
             <a:graphic>
               <a:graphicData uri="http://schemas.openxmlformats.org/drawingml/2006/picture">
                 <pic:pic>
                   <pic:nvPicPr>
-                    <pic:cNvPr id="0" name="image20.png"/>
+                    <pic:cNvPr id="0" name="image29.png"/>
                     <pic:cNvPicPr preferRelativeResize="0"/>
                   </pic:nvPicPr>
                   <pic:blipFill>
@@ -5075,12 +5075,12 @@
           <wp:inline distB="0" distT="0" distL="114300" distR="114300">
             <wp:extent cx="5400675" cy="1704975"/>
             <wp:effectExtent b="0" l="0" r="0" t="0"/>
-            <wp:docPr id="26" name="image23.png"/>
+            <wp:docPr id="28" name="image19.png"/>
             <a:graphic>
               <a:graphicData uri="http://schemas.openxmlformats.org/drawingml/2006/picture">
                 <pic:pic>
                   <pic:nvPicPr>
-                    <pic:cNvPr id="0" name="image23.png"/>
+                    <pic:cNvPr id="0" name="image19.png"/>
                     <pic:cNvPicPr preferRelativeResize="0"/>
                   </pic:nvPicPr>
                   <pic:blipFill>
@@ -5140,12 +5140,12 @@
           <wp:inline distB="0" distT="0" distL="114300" distR="114300">
             <wp:extent cx="5400040" cy="2800985"/>
             <wp:effectExtent b="0" l="0" r="0" t="0"/>
-            <wp:docPr id="24" name="image18.png"/>
+            <wp:docPr id="26" name="image23.png"/>
             <a:graphic>
               <a:graphicData uri="http://schemas.openxmlformats.org/drawingml/2006/picture">
                 <pic:pic>
                   <pic:nvPicPr>
-                    <pic:cNvPr id="0" name="image18.png"/>
+                    <pic:cNvPr id="0" name="image23.png"/>
                     <pic:cNvPicPr preferRelativeResize="0"/>
                   </pic:nvPicPr>
                   <pic:blipFill>
@@ -5197,12 +5197,12 @@
           <wp:inline distB="0" distT="0" distL="0" distR="0">
             <wp:extent cx="5400040" cy="2811145"/>
             <wp:effectExtent b="0" l="0" r="0" t="0"/>
-            <wp:docPr id="25" name="image16.png"/>
+            <wp:docPr id="27" name="image28.png"/>
             <a:graphic>
               <a:graphicData uri="http://schemas.openxmlformats.org/drawingml/2006/picture">
                 <pic:pic>
                   <pic:nvPicPr>
-                    <pic:cNvPr id="0" name="image16.png"/>
+                    <pic:cNvPr id="0" name="image28.png"/>
                     <pic:cNvPicPr preferRelativeResize="0"/>
                   </pic:nvPicPr>
                   <pic:blipFill>
@@ -5254,12 +5254,12 @@
           <wp:inline distB="0" distT="0" distL="0" distR="0">
             <wp:extent cx="5400040" cy="2812415"/>
             <wp:effectExtent b="0" l="0" r="0" t="0"/>
-            <wp:docPr id="27" name="image29.png"/>
+            <wp:docPr id="29" name="image24.png"/>
             <a:graphic>
               <a:graphicData uri="http://schemas.openxmlformats.org/drawingml/2006/picture">
                 <pic:pic>
                   <pic:nvPicPr>
-                    <pic:cNvPr id="0" name="image29.png"/>
+                    <pic:cNvPr id="0" name="image24.png"/>
                     <pic:cNvPicPr preferRelativeResize="0"/>
                   </pic:nvPicPr>
                   <pic:blipFill>
@@ -5311,12 +5311,12 @@
           <wp:inline distB="0" distT="0" distL="0" distR="0">
             <wp:extent cx="5400040" cy="2795270"/>
             <wp:effectExtent b="0" l="0" r="0" t="0"/>
-            <wp:docPr id="29" name="image19.png"/>
+            <wp:docPr id="30" name="image18.png"/>
             <a:graphic>
               <a:graphicData uri="http://schemas.openxmlformats.org/drawingml/2006/picture">
                 <pic:pic>
                   <pic:nvPicPr>
-                    <pic:cNvPr id="0" name="image19.png"/>
+                    <pic:cNvPr id="0" name="image18.png"/>
                     <pic:cNvPicPr preferRelativeResize="0"/>
                   </pic:nvPicPr>
                   <pic:blipFill>
@@ -5366,12 +5366,12 @@
           <wp:inline distB="0" distT="0" distL="114300" distR="114300">
             <wp:extent cx="5400040" cy="2816860"/>
             <wp:effectExtent b="0" l="0" r="0" t="0"/>
-            <wp:docPr id="30" name="image31.png"/>
+            <wp:docPr id="31" name="image25.png"/>
             <a:graphic>
               <a:graphicData uri="http://schemas.openxmlformats.org/drawingml/2006/picture">
                 <pic:pic>
                   <pic:nvPicPr>
-                    <pic:cNvPr id="0" name="image31.png"/>
+                    <pic:cNvPr id="0" name="image25.png"/>
                     <pic:cNvPicPr preferRelativeResize="0"/>
                   </pic:nvPicPr>
                   <pic:blipFill>
@@ -5431,12 +5431,12 @@
           <wp:inline distB="0" distT="0" distL="114300" distR="114300">
             <wp:extent cx="5400040" cy="2804160"/>
             <wp:effectExtent b="0" l="0" r="0" t="0"/>
-            <wp:docPr id="31" name="image17.png"/>
+            <wp:docPr id="32" name="image31.png"/>
             <a:graphic>
               <a:graphicData uri="http://schemas.openxmlformats.org/drawingml/2006/picture">
                 <pic:pic>
                   <pic:nvPicPr>
-                    <pic:cNvPr id="0" name="image17.png"/>
+                    <pic:cNvPr id="0" name="image31.png"/>
                     <pic:cNvPicPr preferRelativeResize="0"/>
                   </pic:nvPicPr>
                   <pic:blipFill>
@@ -5488,12 +5488,12 @@
           <wp:inline distB="0" distT="0" distL="0" distR="0">
             <wp:extent cx="5400040" cy="2796540"/>
             <wp:effectExtent b="0" l="0" r="0" t="0"/>
-            <wp:docPr id="32" name="image28.png"/>
+            <wp:docPr id="33" name="image32.png"/>
             <a:graphic>
               <a:graphicData uri="http://schemas.openxmlformats.org/drawingml/2006/picture">
                 <pic:pic>
                   <pic:nvPicPr>
-                    <pic:cNvPr id="0" name="image28.png"/>
+                    <pic:cNvPr id="0" name="image32.png"/>
                     <pic:cNvPicPr preferRelativeResize="0"/>
                   </pic:nvPicPr>
                   <pic:blipFill>
@@ -5545,12 +5545,12 @@
           <wp:inline distB="0" distT="0" distL="0" distR="0">
             <wp:extent cx="5400040" cy="2796540"/>
             <wp:effectExtent b="0" l="0" r="0" t="0"/>
-            <wp:docPr id="33" name="image24.png"/>
+            <wp:docPr id="34" name="image20.png"/>
             <a:graphic>
               <a:graphicData uri="http://schemas.openxmlformats.org/drawingml/2006/picture">
                 <pic:pic>
                   <pic:nvPicPr>
-                    <pic:cNvPr id="0" name="image24.png"/>
+                    <pic:cNvPr id="0" name="image20.png"/>
                     <pic:cNvPicPr preferRelativeResize="0"/>
                   </pic:nvPicPr>
                   <pic:blipFill>
@@ -5602,12 +5602,12 @@
           <wp:inline distB="0" distT="0" distL="0" distR="0">
             <wp:extent cx="5400040" cy="2796540"/>
             <wp:effectExtent b="0" l="0" r="0" t="0"/>
-            <wp:docPr id="34" name="image33.png"/>
+            <wp:docPr id="35" name="image34.png"/>
             <a:graphic>
               <a:graphicData uri="http://schemas.openxmlformats.org/drawingml/2006/picture">
                 <pic:pic>
                   <pic:nvPicPr>
-                    <pic:cNvPr id="0" name="image33.png"/>
+                    <pic:cNvPr id="0" name="image34.png"/>
                     <pic:cNvPicPr preferRelativeResize="0"/>
                   </pic:nvPicPr>
                   <pic:blipFill>
@@ -5659,12 +5659,12 @@
           <wp:inline distB="0" distT="0" distL="0" distR="0">
             <wp:extent cx="5400040" cy="2790825"/>
             <wp:effectExtent b="0" l="0" r="0" t="0"/>
-            <wp:docPr id="35" name="image32.png"/>
+            <wp:docPr id="36" name="image22.png"/>
             <a:graphic>
               <a:graphicData uri="http://schemas.openxmlformats.org/drawingml/2006/picture">
                 <pic:pic>
                   <pic:nvPicPr>
-                    <pic:cNvPr id="0" name="image32.png"/>
+                    <pic:cNvPr id="0" name="image22.png"/>
                     <pic:cNvPicPr preferRelativeResize="0"/>
                   </pic:nvPicPr>
                   <pic:blipFill>
@@ -5714,12 +5714,12 @@
           <wp:inline distB="0" distT="0" distL="114300" distR="114300">
             <wp:extent cx="5400040" cy="2792730"/>
             <wp:effectExtent b="0" l="0" r="0" t="0"/>
-            <wp:docPr id="4" name="image5.png"/>
+            <wp:docPr id="4" name="image2.png"/>
             <a:graphic>
               <a:graphicData uri="http://schemas.openxmlformats.org/drawingml/2006/picture">
                 <pic:pic>
                   <pic:nvPicPr>
-                    <pic:cNvPr id="0" name="image5.png"/>
+                    <pic:cNvPr id="0" name="image2.png"/>
                     <pic:cNvPicPr preferRelativeResize="0"/>
                   </pic:nvPicPr>
                   <pic:blipFill>
@@ -5799,12 +5799,12 @@
           <wp:inline distB="0" distT="0" distL="0" distR="0">
             <wp:extent cx="5400040" cy="2809875"/>
             <wp:effectExtent b="0" l="0" r="0" t="0"/>
-            <wp:docPr id="5" name="image12.png"/>
+            <wp:docPr id="5" name="image14.png"/>
             <a:graphic>
               <a:graphicData uri="http://schemas.openxmlformats.org/drawingml/2006/picture">
                 <pic:pic>
                   <pic:nvPicPr>
-                    <pic:cNvPr id="0" name="image12.png"/>
+                    <pic:cNvPr id="0" name="image14.png"/>
                     <pic:cNvPicPr preferRelativeResize="0"/>
                   </pic:nvPicPr>
                   <pic:blipFill>
@@ -5856,12 +5856,12 @@
           <wp:inline distB="0" distT="0" distL="0" distR="0">
             <wp:extent cx="5400040" cy="2794000"/>
             <wp:effectExtent b="0" l="0" r="0" t="0"/>
-            <wp:docPr id="6" name="image30.png"/>
+            <wp:docPr id="6" name="image6.png"/>
             <a:graphic>
               <a:graphicData uri="http://schemas.openxmlformats.org/drawingml/2006/picture">
                 <pic:pic>
                   <pic:nvPicPr>
-                    <pic:cNvPr id="0" name="image30.png"/>
+                    <pic:cNvPr id="0" name="image6.png"/>
                     <pic:cNvPicPr preferRelativeResize="0"/>
                   </pic:nvPicPr>
                   <pic:blipFill>
@@ -5913,12 +5913,12 @@
           <wp:inline distB="0" distT="0" distL="0" distR="0">
             <wp:extent cx="5400040" cy="2799715"/>
             <wp:effectExtent b="0" l="0" r="0" t="0"/>
-            <wp:docPr id="7" name="image4.png"/>
+            <wp:docPr id="7" name="image27.png"/>
             <a:graphic>
               <a:graphicData uri="http://schemas.openxmlformats.org/drawingml/2006/picture">
                 <pic:pic>
                   <pic:nvPicPr>
-                    <pic:cNvPr id="0" name="image4.png"/>
+                    <pic:cNvPr id="0" name="image27.png"/>
                     <pic:cNvPicPr preferRelativeResize="0"/>
                   </pic:nvPicPr>
                   <pic:blipFill>
@@ -5970,12 +5970,12 @@
           <wp:inline distB="0" distT="0" distL="0" distR="0">
             <wp:extent cx="5400040" cy="2797810"/>
             <wp:effectExtent b="0" l="0" r="0" t="0"/>
-            <wp:docPr id="8" name="image9.png"/>
+            <wp:docPr id="8" name="image3.png"/>
             <a:graphic>
               <a:graphicData uri="http://schemas.openxmlformats.org/drawingml/2006/picture">
                 <pic:pic>
                   <pic:nvPicPr>
-                    <pic:cNvPr id="0" name="image9.png"/>
+                    <pic:cNvPr id="0" name="image3.png"/>
                     <pic:cNvPicPr preferRelativeResize="0"/>
                   </pic:nvPicPr>
                   <pic:blipFill>
@@ -6108,12 +6108,12 @@
           <wp:inline distB="0" distT="0" distL="114300" distR="114300">
             <wp:extent cx="5400040" cy="2796540"/>
             <wp:effectExtent b="0" l="0" r="0" t="0"/>
-            <wp:docPr id="10" name="image2.png"/>
+            <wp:docPr id="10" name="image33.png"/>
             <a:graphic>
               <a:graphicData uri="http://schemas.openxmlformats.org/drawingml/2006/picture">
                 <pic:pic>
                   <pic:nvPicPr>
-                    <pic:cNvPr id="0" name="image2.png"/>
+                    <pic:cNvPr id="0" name="image33.png"/>
                     <pic:cNvPicPr preferRelativeResize="0"/>
                   </pic:nvPicPr>
                   <pic:blipFill>
@@ -6189,12 +6189,12 @@
           <wp:inline distB="0" distT="0" distL="114300" distR="114300">
             <wp:extent cx="1616115" cy="3387021"/>
             <wp:effectExtent b="0" l="0" r="0" t="0"/>
-            <wp:docPr id="11" name="image27.png"/>
+            <wp:docPr id="11" name="image9.png"/>
             <a:graphic>
               <a:graphicData uri="http://schemas.openxmlformats.org/drawingml/2006/picture">
                 <pic:pic>
                   <pic:nvPicPr>
-                    <pic:cNvPr id="0" name="image27.png"/>
+                    <pic:cNvPr id="0" name="image9.png"/>
                     <pic:cNvPicPr preferRelativeResize="0"/>
                   </pic:nvPicPr>
                   <pic:blipFill>
@@ -6230,12 +6230,12 @@
           <wp:inline distB="0" distT="0" distL="114300" distR="114300">
             <wp:extent cx="1622340" cy="3407206"/>
             <wp:effectExtent b="0" l="0" r="0" t="0"/>
-            <wp:docPr id="12" name="image26.png"/>
+            <wp:docPr id="12" name="image13.png"/>
             <a:graphic>
               <a:graphicData uri="http://schemas.openxmlformats.org/drawingml/2006/picture">
                 <pic:pic>
                   <pic:nvPicPr>
-                    <pic:cNvPr id="0" name="image26.png"/>
+                    <pic:cNvPr id="0" name="image13.png"/>
                     <pic:cNvPicPr preferRelativeResize="0"/>
                   </pic:nvPicPr>
                   <pic:blipFill>
@@ -6271,12 +6271,12 @@
           <wp:inline distB="0" distT="0" distL="114300" distR="114300">
             <wp:extent cx="1638106" cy="3413696"/>
             <wp:effectExtent b="0" l="0" r="0" t="0"/>
-            <wp:docPr id="13" name="image3.png"/>
+            <wp:docPr id="13" name="image7.png"/>
             <a:graphic>
               <a:graphicData uri="http://schemas.openxmlformats.org/drawingml/2006/picture">
                 <pic:pic>
                   <pic:nvPicPr>
-                    <pic:cNvPr id="0" name="image3.png"/>
+                    <pic:cNvPr id="0" name="image7.png"/>
                     <pic:cNvPicPr preferRelativeResize="0"/>
                   </pic:nvPicPr>
                   <pic:blipFill>
@@ -6312,12 +6312,12 @@
           <wp:inline distB="0" distT="0" distL="114300" distR="114300">
             <wp:extent cx="1637380" cy="3419306"/>
             <wp:effectExtent b="0" l="0" r="0" t="0"/>
-            <wp:docPr id="21" name="image8.png"/>
+            <wp:docPr id="22" name="image26.png"/>
             <a:graphic>
               <a:graphicData uri="http://schemas.openxmlformats.org/drawingml/2006/picture">
                 <pic:pic>
                   <pic:nvPicPr>
-                    <pic:cNvPr id="0" name="image8.png"/>
+                    <pic:cNvPr id="0" name="image26.png"/>
                     <pic:cNvPicPr preferRelativeResize="0"/>
                   </pic:nvPicPr>
                   <pic:blipFill>
@@ -6469,15 +6469,18 @@
           <w:between w:space="0" w:sz="0" w:val="nil"/>
         </w:pBdr>
         <w:ind w:left="1440" w:hanging="360"/>
-        <w:rPr>
-          <w:u w:val="none"/>
-        </w:rPr>
+        <w:rPr/>
       </w:pPr>
       <w:r>
         <w:rPr>
           <w:rtl w:val="0"/>
         </w:rPr>
         <w:t xml:space="preserve">TIC:</w:t>
+      </w:r>
+      <w:r>
+        <w:rPr>
+          <w:rtl w:val="0"/>
+        </w:rPr>
       </w:r>
     </w:p>
     <w:p>
@@ -6498,12 +6501,12 @@
           <wp:inline distB="114300" distT="114300" distL="114300" distR="114300">
             <wp:extent cx="5937276" cy="3015103"/>
             <wp:effectExtent b="0" l="0" r="0" t="0"/>
-            <wp:docPr id="28" name="image22.png"/>
+            <wp:docPr id="24" name="image21.png"/>
             <a:graphic>
               <a:graphicData uri="http://schemas.openxmlformats.org/drawingml/2006/picture">
                 <pic:pic>
                   <pic:nvPicPr>
-                    <pic:cNvPr id="0" name="image22.png"/>
+                    <pic:cNvPr id="0" name="image21.png"/>
                     <pic:cNvPicPr preferRelativeResize="0"/>
                   </pic:nvPicPr>
                   <pic:blipFill>
@@ -6535,6 +6538,59 @@
     </w:p>
     <w:p>
       <w:pPr>
+        <w:pBdr>
+          <w:top w:space="0" w:sz="0" w:val="nil"/>
+          <w:left w:space="0" w:sz="0" w:val="nil"/>
+          <w:bottom w:space="0" w:sz="0" w:val="nil"/>
+          <w:right w:space="0" w:sz="0" w:val="nil"/>
+          <w:between w:space="0" w:sz="0" w:val="nil"/>
+        </w:pBdr>
+        <w:ind w:left="720" w:firstLine="0"/>
+        <w:rPr/>
+      </w:pPr>
+      <w:r>
+        <w:rPr/>
+        <w:drawing>
+          <wp:inline distB="114300" distT="114300" distL="114300" distR="114300">
+            <wp:extent cx="5399730" cy="1841500"/>
+            <wp:effectExtent b="0" l="0" r="0" t="0"/>
+            <wp:docPr id="14" name="image5.png"/>
+            <a:graphic>
+              <a:graphicData uri="http://schemas.openxmlformats.org/drawingml/2006/picture">
+                <pic:pic>
+                  <pic:nvPicPr>
+                    <pic:cNvPr id="0" name="image5.png"/>
+                    <pic:cNvPicPr preferRelativeResize="0"/>
+                  </pic:nvPicPr>
+                  <pic:blipFill>
+                    <a:blip r:embed="rId39"/>
+                    <a:srcRect b="0" l="0" r="0" t="0"/>
+                    <a:stretch>
+                      <a:fillRect/>
+                    </a:stretch>
+                  </pic:blipFill>
+                  <pic:spPr>
+                    <a:xfrm>
+                      <a:off x="0" y="0"/>
+                      <a:ext cx="5399730" cy="1841500"/>
+                    </a:xfrm>
+                    <a:prstGeom prst="rect"/>
+                    <a:ln/>
+                  </pic:spPr>
+                </pic:pic>
+              </a:graphicData>
+            </a:graphic>
+          </wp:inline>
+        </w:drawing>
+      </w:r>
+      <w:r>
+        <w:rPr>
+          <w:rtl w:val="0"/>
+        </w:rPr>
+      </w:r>
+    </w:p>
+    <w:p>
+      <w:pPr>
         <w:pStyle w:val="Heading1"/>
         <w:numPr>
           <w:ilvl w:val="0"/>
@@ -6554,7 +6610,7 @@
           <w:szCs w:val="24"/>
         </w:rPr>
       </w:pPr>
-      <w:bookmarkStart w:colFirst="0" w:colLast="0" w:name="_bhhnwd25nbm5" w:id="4"/>
+      <w:bookmarkStart w:colFirst="0" w:colLast="0" w:name="_e1p6cufbqs9z" w:id="4"/>
       <w:bookmarkEnd w:id="4"/>
       <w:r>
         <w:rPr>
@@ -6609,7 +6665,7 @@
           <w:szCs w:val="24"/>
         </w:rPr>
       </w:pPr>
-      <w:bookmarkStart w:colFirst="0" w:colLast="0" w:name="_3oa74wyuwicy" w:id="5"/>
+      <w:bookmarkStart w:colFirst="0" w:colLast="0" w:name="_6gsdt1819l8i" w:id="5"/>
       <w:bookmarkEnd w:id="5"/>
       <w:r>
         <w:rPr>
@@ -6696,20 +6752,20 @@
             <wp:anchor allowOverlap="1" behindDoc="0" distB="0" distT="0" distL="114300" distR="114300" hidden="0" layoutInCell="1" locked="0" relativeHeight="0" simplePos="0">
               <wp:simplePos x="0" y="0"/>
               <wp:positionH relativeFrom="column">
-                <wp:posOffset>-509522</wp:posOffset>
+                <wp:posOffset>-514283</wp:posOffset>
               </wp:positionH>
               <wp:positionV relativeFrom="paragraph">
-                <wp:posOffset>95654</wp:posOffset>
+                <wp:posOffset>90892</wp:posOffset>
               </wp:positionV>
-              <wp:extent cx="1573963" cy="357564"/>
+              <wp:extent cx="1583488" cy="367089"/>
               <wp:effectExtent b="0" l="0" r="0" t="0"/>
               <wp:wrapNone/>
-              <wp:docPr id="1" name=""/>
+              <wp:docPr id="2" name=""/>
               <a:graphic>
                 <a:graphicData uri="http://schemas.microsoft.com/office/word/2010/wordprocessingShape">
                   <wps:wsp>
                     <wps:cNvSpPr/>
-                    <wps:cNvPr id="2" name="Shape 2"/>
+                    <wps:cNvPr id="3" name="Shape 3"/>
                     <wps:spPr>
                       <a:xfrm>
                         <a:off x="4568544" y="3610743"/>
@@ -6795,20 +6851,20 @@
             <wp:anchor allowOverlap="1" behindDoc="0" distB="0" distT="0" distL="114300" distR="114300" hidden="0" layoutInCell="1" locked="0" relativeHeight="0" simplePos="0">
               <wp:simplePos x="0" y="0"/>
               <wp:positionH relativeFrom="column">
-                <wp:posOffset>-509522</wp:posOffset>
+                <wp:posOffset>-514283</wp:posOffset>
               </wp:positionH>
               <wp:positionV relativeFrom="paragraph">
-                <wp:posOffset>95654</wp:posOffset>
+                <wp:posOffset>90892</wp:posOffset>
               </wp:positionV>
-              <wp:extent cx="1573963" cy="357564"/>
+              <wp:extent cx="1583488" cy="367089"/>
               <wp:effectExtent b="0" l="0" r="0" t="0"/>
               <wp:wrapNone/>
-              <wp:docPr id="1" name="image34.png"/>
+              <wp:docPr id="2" name="image36.png"/>
               <a:graphic>
                 <a:graphicData uri="http://schemas.openxmlformats.org/drawingml/2006/picture">
                   <pic:pic>
                     <pic:nvPicPr>
-                      <pic:cNvPr id="0" name="image34.png"/>
+                      <pic:cNvPr id="0" name="image36.png"/>
                       <pic:cNvPicPr preferRelativeResize="0"/>
                     </pic:nvPicPr>
                     <pic:blipFill>
@@ -6821,7 +6877,7 @@
                     <pic:spPr>
                       <a:xfrm>
                         <a:off x="0" y="0"/>
-                        <a:ext cx="1573963" cy="357564"/>
+                        <a:ext cx="1583488" cy="367089"/>
                       </a:xfrm>
                       <a:prstGeom prst="rect"/>
                       <a:ln/>
@@ -6839,20 +6895,20 @@
         <wp:anchor allowOverlap="1" behindDoc="0" distB="0" distT="0" distL="114300" distR="114300" hidden="0" layoutInCell="1" locked="0" relativeHeight="0" simplePos="0">
           <wp:simplePos x="0" y="0"/>
           <wp:positionH relativeFrom="column">
-            <wp:posOffset>-381631</wp:posOffset>
+            <wp:posOffset>-381629</wp:posOffset>
           </wp:positionH>
           <wp:positionV relativeFrom="paragraph">
-            <wp:posOffset>-230501</wp:posOffset>
+            <wp:posOffset>-230499</wp:posOffset>
           </wp:positionV>
           <wp:extent cx="1400175" cy="386715"/>
           <wp:effectExtent b="0" l="0" r="0" t="0"/>
           <wp:wrapNone/>
-          <wp:docPr descr="Placa vermelha com letras brancas em fundo preto  O conteúdo gerado por IA pode estar incorreto." id="3" name="image7.png"/>
+          <wp:docPr descr="Placa vermelha com letras brancas em fundo preto  O conteúdo gerado por IA pode estar incorreto." id="3" name="image4.png"/>
           <a:graphic>
             <a:graphicData uri="http://schemas.openxmlformats.org/drawingml/2006/picture">
               <pic:pic>
                 <pic:nvPicPr>
-                  <pic:cNvPr descr="Placa vermelha com letras brancas em fundo preto  O conteúdo gerado por IA pode estar incorreto." id="0" name="image7.png"/>
+                  <pic:cNvPr descr="Placa vermelha com letras brancas em fundo preto  O conteúdo gerado por IA pode estar incorreto." id="0" name="image4.png"/>
                   <pic:cNvPicPr preferRelativeResize="0"/>
                 </pic:nvPicPr>
                 <pic:blipFill>
@@ -6908,15 +6964,15 @@
             <wp:anchor allowOverlap="1" behindDoc="0" distB="0" distT="0" distL="114300" distR="114300" hidden="0" layoutInCell="1" locked="0" relativeHeight="0" simplePos="0">
               <wp:simplePos x="0" y="0"/>
               <wp:positionH relativeFrom="column">
-                <wp:posOffset>-1346197</wp:posOffset>
+                <wp:posOffset>-1350958</wp:posOffset>
               </wp:positionH>
               <wp:positionV relativeFrom="paragraph">
-                <wp:posOffset>228600</wp:posOffset>
+                <wp:posOffset>223838</wp:posOffset>
               </wp:positionV>
-              <wp:extent cx="12700" cy="12700"/>
+              <wp:extent cx="22225" cy="22225"/>
               <wp:effectExtent b="0" l="0" r="0" t="0"/>
               <wp:wrapNone/>
-              <wp:docPr id="2" name=""/>
+              <wp:docPr id="1" name=""/>
               <a:graphic>
                 <a:graphicData uri="http://schemas.microsoft.com/office/word/2010/wordprocessingShape">
                   <wps:wsp>
@@ -6935,7 +6991,7 @@
                           <a:srgbClr val="C00000"/>
                         </a:solidFill>
                         <a:prstDash val="lgDash"/>
-                        <a:miter lim="800000"/>
+                        <a:miter lim="8000"/>
                         <a:headEnd len="sm" w="sm" type="none"/>
                         <a:tailEnd len="sm" w="sm" type="none"/>
                       </a:ln>
@@ -6954,15 +7010,15 @@
             <wp:anchor allowOverlap="1" behindDoc="0" distB="0" distT="0" distL="114300" distR="114300" hidden="0" layoutInCell="1" locked="0" relativeHeight="0" simplePos="0">
               <wp:simplePos x="0" y="0"/>
               <wp:positionH relativeFrom="column">
-                <wp:posOffset>-1346197</wp:posOffset>
+                <wp:posOffset>-1350958</wp:posOffset>
               </wp:positionH>
               <wp:positionV relativeFrom="paragraph">
-                <wp:posOffset>228600</wp:posOffset>
+                <wp:posOffset>223838</wp:posOffset>
               </wp:positionV>
-              <wp:extent cx="12700" cy="12700"/>
+              <wp:extent cx="22225" cy="22225"/>
               <wp:effectExtent b="0" l="0" r="0" t="0"/>
               <wp:wrapNone/>
-              <wp:docPr id="2" name="image35.png"/>
+              <wp:docPr id="1" name="image35.png"/>
               <a:graphic>
                 <a:graphicData uri="http://schemas.openxmlformats.org/drawingml/2006/picture">
                   <pic:pic>
@@ -6980,7 +7036,7 @@
                     <pic:spPr>
                       <a:xfrm>
                         <a:off x="0" y="0"/>
-                        <a:ext cx="12700" cy="12700"/>
+                        <a:ext cx="22225" cy="22225"/>
                       </a:xfrm>
                       <a:prstGeom prst="rect"/>
                       <a:ln/>
@@ -7080,7 +7136,7 @@
       <w:lvlText w:val="%1.%2.%3.%4.%5.%6."/>
       <w:lvlJc w:val="left"/>
       <w:pPr>
-        <w:ind w:left="2736" w:hanging="933.9999999999998"/>
+        <w:ind w:left="2736" w:hanging="933.9999999999995"/>
       </w:pPr>
       <w:rPr/>
     </w:lvl>
